--- a/PNETLab környezet.docx
+++ b/PNETLab környezet.docx
@@ -6,27 +6,375 @@
       <w:pPr>
         <w:rPr>
           <w:rFonts w:ascii="Times New Roman" w:hAnsi="Times New Roman" w:cs="Times New Roman"/>
+          <w:sz w:val="28"/>
+          <w:szCs w:val="28"/>
         </w:rPr>
       </w:pPr>
-      <w:proofErr w:type="spellStart"/>
-      <w:r>
-        <w:rPr>
-          <w:rFonts w:ascii="Times New Roman" w:hAnsi="Times New Roman" w:cs="Times New Roman"/>
-        </w:rPr>
-        <w:t>PNETLab</w:t>
-      </w:r>
-      <w:proofErr w:type="spellEnd"/>
-      <w:r>
-        <w:rPr>
-          <w:rFonts w:ascii="Times New Roman" w:hAnsi="Times New Roman" w:cs="Times New Roman"/>
-        </w:rPr>
-        <w:t xml:space="preserve"> környezet felépítése: </w:t>
+      <w:r>
+        <w:rPr>
+          <w:rFonts w:ascii="Times New Roman" w:hAnsi="Times New Roman" w:cs="Times New Roman"/>
+          <w:sz w:val="28"/>
+          <w:szCs w:val="28"/>
+        </w:rPr>
+        <w:t xml:space="preserve">PNETLab környezet felépítése: </w:t>
       </w:r>
     </w:p>
     <w:p>
       <w:pPr>
-        <w:rPr>
-          <w:rFonts w:ascii="Times New Roman" w:hAnsi="Times New Roman" w:cs="Times New Roman"/>
+        <w:jc w:val="both"/>
+        <w:rPr>
+          <w:rFonts w:ascii="Times New Roman" w:hAnsi="Times New Roman" w:cs="Times New Roman"/>
+          <w:color w:val="EE0000"/>
+        </w:rPr>
+      </w:pPr>
+      <w:r>
+        <w:rPr>
+          <w:rFonts w:ascii="Times New Roman" w:hAnsi="Times New Roman" w:cs="Times New Roman"/>
+        </w:rPr>
+        <w:t xml:space="preserve">A PNETLab-ban a szegedi titkárság van szimulálva. Be lett állítva multiarea </w:t>
+      </w:r>
+      <w:r>
+        <w:rPr>
+          <w:rFonts w:ascii="Times New Roman" w:hAnsi="Times New Roman" w:cs="Times New Roman"/>
+        </w:rPr>
+        <w:t xml:space="preserve">ospf és a dhcp poolok a routereken, ahonnan ip-címet kapnak a kliensgépek. </w:t>
+      </w:r>
+      <w:r>
+        <w:rPr>
+          <w:rFonts w:ascii="Times New Roman" w:hAnsi="Times New Roman" w:cs="Times New Roman"/>
+        </w:rPr>
+        <w:t xml:space="preserve">ACL korlátozza a hozzáférét bizonyos eszközökhöz: a jobb oldali részen, a két hálózatban kritikus információkkal dolgozó eszközök vannak. Annyira, hogy még szűk hálózaton se </w:t>
+      </w:r>
+      <w:r>
+        <w:rPr>
+          <w:rFonts w:ascii="Times New Roman" w:hAnsi="Times New Roman" w:cs="Times New Roman"/>
+        </w:rPr>
+        <w:t>szabad,</w:t>
+      </w:r>
+      <w:r>
+        <w:rPr>
+          <w:rFonts w:ascii="Times New Roman" w:hAnsi="Times New Roman" w:cs="Times New Roman"/>
+        </w:rPr>
+        <w:t xml:space="preserve"> hogy kívülről elérjék őket. Egyedül az ADMIN kliensgép tud kommunikálni kifelé</w:t>
+      </w:r>
+      <w:r>
+        <w:rPr>
+          <w:rFonts w:ascii="Times New Roman" w:hAnsi="Times New Roman" w:cs="Times New Roman"/>
+        </w:rPr>
+        <w:t>, az mindennel, de befelé nem lehet elérni őt sem. Nagyon fontos</w:t>
+      </w:r>
+      <w:r>
+        <w:rPr>
+          <w:rFonts w:ascii="Times New Roman" w:hAnsi="Times New Roman" w:cs="Times New Roman"/>
+        </w:rPr>
+        <w:t>,</w:t>
+      </w:r>
+      <w:r>
+        <w:rPr>
+          <w:rFonts w:ascii="Times New Roman" w:hAnsi="Times New Roman" w:cs="Times New Roman"/>
+        </w:rPr>
+        <w:t xml:space="preserve"> hogy </w:t>
+      </w:r>
+      <w:r>
+        <w:rPr>
+          <w:rFonts w:ascii="Times New Roman" w:hAnsi="Times New Roman" w:cs="Times New Roman"/>
+        </w:rPr>
+        <w:t xml:space="preserve">kintről ne juthasson hozzá senki, akinek meg megengedett, ugyanis jogosultságokkal és </w:t>
+      </w:r>
+      <w:r>
+        <w:rPr>
+          <w:rFonts w:ascii="Times New Roman" w:hAnsi="Times New Roman" w:cs="Times New Roman"/>
+        </w:rPr>
+        <w:t xml:space="preserve">rendszer központi adataival dolgozik ez a két hálózat: </w:t>
+      </w:r>
+      <w:r>
+        <w:rPr>
+          <w:rFonts w:ascii="Times New Roman" w:hAnsi="Times New Roman" w:cs="Times New Roman"/>
+          <w:color w:val="EE0000"/>
+        </w:rPr>
+        <w:t>192.168.</w:t>
+      </w:r>
+      <w:r>
+        <w:rPr>
+          <w:rFonts w:ascii="Times New Roman" w:hAnsi="Times New Roman" w:cs="Times New Roman"/>
+          <w:color w:val="EE0000"/>
+        </w:rPr>
+        <w:t xml:space="preserve">37.0/24 </w:t>
+      </w:r>
+      <w:r>
+        <w:rPr>
+          <w:rFonts w:ascii="Times New Roman" w:hAnsi="Times New Roman" w:cs="Times New Roman"/>
+        </w:rPr>
+        <w:t xml:space="preserve">és </w:t>
+      </w:r>
+      <w:r>
+        <w:rPr>
+          <w:rFonts w:ascii="Times New Roman" w:hAnsi="Times New Roman" w:cs="Times New Roman"/>
+          <w:color w:val="EE0000"/>
+        </w:rPr>
+        <w:t>192.168.38.0/24</w:t>
+      </w:r>
+      <w:r>
+        <w:rPr>
+          <w:rFonts w:ascii="Times New Roman" w:hAnsi="Times New Roman" w:cs="Times New Roman"/>
+          <w:color w:val="EE0000"/>
+        </w:rPr>
+        <w:t xml:space="preserve"> </w:t>
+      </w:r>
+    </w:p>
+    <w:p>
+      <w:pPr>
+        <w:jc w:val="center"/>
+        <w:rPr>
+          <w:rFonts w:ascii="Times New Roman" w:hAnsi="Times New Roman" w:cs="Times New Roman"/>
+          <w:color w:val="EE0000"/>
+        </w:rPr>
+      </w:pPr>
+      <w:r>
+        <w:rPr>
+          <w:rFonts w:ascii="Times New Roman" w:hAnsi="Times New Roman" w:cs="Times New Roman"/>
+          <w:color w:val="EE0000"/>
+        </w:rPr>
+        <w:drawing>
+          <wp:inline distT="0" distB="0" distL="0" distR="0" wp14:anchorId="47F92E79" wp14:editId="5EAE248B">
+            <wp:extent cx="5760720" cy="2727325"/>
+            <wp:effectExtent l="0" t="0" r="0" b="0"/>
+            <wp:docPr id="149829458" name="Kép 1"/>
+            <wp:cNvGraphicFramePr>
+              <a:graphicFrameLocks xmlns:a="http://schemas.openxmlformats.org/drawingml/2006/main" noChangeAspect="1"/>
+            </wp:cNvGraphicFramePr>
+            <a:graphic xmlns:a="http://schemas.openxmlformats.org/drawingml/2006/main">
+              <a:graphicData uri="http://schemas.openxmlformats.org/drawingml/2006/picture">
+                <pic:pic xmlns:pic="http://schemas.openxmlformats.org/drawingml/2006/picture">
+                  <pic:nvPicPr>
+                    <pic:cNvPr id="149829458" name=""/>
+                    <pic:cNvPicPr/>
+                  </pic:nvPicPr>
+                  <pic:blipFill>
+                    <a:blip r:embed="rId4"/>
+                    <a:stretch>
+                      <a:fillRect/>
+                    </a:stretch>
+                  </pic:blipFill>
+                  <pic:spPr>
+                    <a:xfrm>
+                      <a:off x="0" y="0"/>
+                      <a:ext cx="5760720" cy="2727325"/>
+                    </a:xfrm>
+                    <a:prstGeom prst="rect">
+                      <a:avLst/>
+                    </a:prstGeom>
+                  </pic:spPr>
+                </pic:pic>
+              </a:graphicData>
+            </a:graphic>
+          </wp:inline>
+        </w:drawing>
+      </w:r>
+    </w:p>
+    <w:p>
+      <w:pPr>
+        <w:jc w:val="both"/>
+        <w:rPr>
+          <w:rFonts w:ascii="Times New Roman" w:hAnsi="Times New Roman" w:cs="Times New Roman"/>
+          <w:color w:val="000000" w:themeColor="text1"/>
+        </w:rPr>
+      </w:pPr>
+      <w:r>
+        <w:rPr>
+          <w:rFonts w:ascii="Times New Roman" w:hAnsi="Times New Roman" w:cs="Times New Roman"/>
+          <w:color w:val="000000" w:themeColor="text1"/>
+          <w:highlight w:val="red"/>
+        </w:rPr>
+        <w:t>TFTP szerver</w:t>
+      </w:r>
+    </w:p>
+    <w:p>
+      <w:pPr>
+        <w:jc w:val="both"/>
+        <w:rPr>
+          <w:rFonts w:ascii="Times New Roman" w:hAnsi="Times New Roman" w:cs="Times New Roman"/>
+          <w:color w:val="000000" w:themeColor="text1"/>
+        </w:rPr>
+      </w:pPr>
+      <w:r>
+        <w:rPr>
+          <w:rFonts w:ascii="Times New Roman" w:hAnsi="Times New Roman" w:cs="Times New Roman"/>
+          <w:color w:val="000000" w:themeColor="text1"/>
+        </w:rPr>
+        <w:t xml:space="preserve">Egy Ubuntu szerver imaget leszedtem, amit </w:t>
+      </w:r>
+      <w:r>
+        <w:rPr>
+          <w:rFonts w:ascii="Times New Roman" w:hAnsi="Times New Roman" w:cs="Times New Roman"/>
+          <w:color w:val="000000" w:themeColor="text1"/>
+        </w:rPr>
+        <w:t xml:space="preserve">utána beállítottam </w:t>
+      </w:r>
+      <w:r>
+        <w:rPr>
+          <w:rFonts w:ascii="Times New Roman" w:hAnsi="Times New Roman" w:cs="Times New Roman"/>
+          <w:color w:val="000000" w:themeColor="text1"/>
+        </w:rPr>
+        <w:t xml:space="preserve">először úgy, hogy </w:t>
+      </w:r>
+      <w:r>
+        <w:rPr>
+          <w:rFonts w:ascii="Times New Roman" w:hAnsi="Times New Roman" w:cs="Times New Roman"/>
+          <w:color w:val="000000" w:themeColor="text1"/>
+        </w:rPr>
+        <w:t>felhőre kötöttem, dhcp-t állítottam az interface-ére</w:t>
+      </w:r>
+      <w:r>
+        <w:rPr>
+          <w:rFonts w:ascii="Times New Roman" w:hAnsi="Times New Roman" w:cs="Times New Roman"/>
+          <w:color w:val="000000" w:themeColor="text1"/>
+        </w:rPr>
+        <w:t xml:space="preserve">, </w:t>
+      </w:r>
+      <w:r>
+        <w:rPr>
+          <w:rFonts w:ascii="Times New Roman" w:hAnsi="Times New Roman" w:cs="Times New Roman"/>
+          <w:color w:val="000000" w:themeColor="text1"/>
+        </w:rPr>
+        <w:t xml:space="preserve">feltelepítettem a tftp szolgáltatást és pár kiegészítő szolgáltatást, amikkel a </w:t>
+      </w:r>
+      <w:r>
+        <w:rPr>
+          <w:rFonts w:ascii="Times New Roman" w:hAnsi="Times New Roman" w:cs="Times New Roman"/>
+          <w:color w:val="000000" w:themeColor="text1"/>
+        </w:rPr>
+        <w:t xml:space="preserve">hálózati kapcsolatokat tudom ellnőrizni. </w:t>
+      </w:r>
+      <w:r>
+        <w:rPr>
+          <w:rFonts w:ascii="Times New Roman" w:hAnsi="Times New Roman" w:cs="Times New Roman"/>
+          <w:color w:val="000000" w:themeColor="text1"/>
+        </w:rPr>
+        <w:t>A tftp szervernek adtam jogosultságokat</w:t>
+      </w:r>
+      <w:r>
+        <w:rPr>
+          <w:rFonts w:ascii="Times New Roman" w:hAnsi="Times New Roman" w:cs="Times New Roman"/>
+          <w:color w:val="000000" w:themeColor="text1"/>
+        </w:rPr>
+        <w:t xml:space="preserve"> és </w:t>
+      </w:r>
+      <w:r>
+        <w:rPr>
+          <w:rFonts w:ascii="Times New Roman" w:hAnsi="Times New Roman" w:cs="Times New Roman"/>
+          <w:color w:val="000000" w:themeColor="text1"/>
+        </w:rPr>
+        <w:t xml:space="preserve">elmentettem a Router13 running-configját. </w:t>
+      </w:r>
+    </w:p>
+    <w:p>
+      <w:pPr>
+        <w:jc w:val="center"/>
+        <w:rPr>
+          <w:rFonts w:ascii="Times New Roman" w:hAnsi="Times New Roman" w:cs="Times New Roman"/>
+          <w:color w:val="000000" w:themeColor="text1"/>
+        </w:rPr>
+      </w:pPr>
+      <w:r>
+        <w:rPr>
+          <w:rFonts w:ascii="Times New Roman" w:hAnsi="Times New Roman" w:cs="Times New Roman"/>
+          <w:color w:val="000000" w:themeColor="text1"/>
+        </w:rPr>
+        <w:drawing>
+          <wp:inline distT="0" distB="0" distL="0" distR="0" wp14:anchorId="60FE1D38" wp14:editId="0FB3DB91">
+            <wp:extent cx="5258534" cy="1314633"/>
+            <wp:effectExtent l="0" t="0" r="0" b="0"/>
+            <wp:docPr id="1479725260" name="Kép 1"/>
+            <wp:cNvGraphicFramePr>
+              <a:graphicFrameLocks xmlns:a="http://schemas.openxmlformats.org/drawingml/2006/main" noChangeAspect="1"/>
+            </wp:cNvGraphicFramePr>
+            <a:graphic xmlns:a="http://schemas.openxmlformats.org/drawingml/2006/main">
+              <a:graphicData uri="http://schemas.openxmlformats.org/drawingml/2006/picture">
+                <pic:pic xmlns:pic="http://schemas.openxmlformats.org/drawingml/2006/picture">
+                  <pic:nvPicPr>
+                    <pic:cNvPr id="1479725260" name=""/>
+                    <pic:cNvPicPr/>
+                  </pic:nvPicPr>
+                  <pic:blipFill>
+                    <a:blip r:embed="rId5"/>
+                    <a:stretch>
+                      <a:fillRect/>
+                    </a:stretch>
+                  </pic:blipFill>
+                  <pic:spPr>
+                    <a:xfrm>
+                      <a:off x="0" y="0"/>
+                      <a:ext cx="5258534" cy="1314633"/>
+                    </a:xfrm>
+                    <a:prstGeom prst="rect">
+                      <a:avLst/>
+                    </a:prstGeom>
+                  </pic:spPr>
+                </pic:pic>
+              </a:graphicData>
+            </a:graphic>
+          </wp:inline>
+        </w:drawing>
+      </w:r>
+    </w:p>
+    <w:p>
+      <w:pPr>
+        <w:jc w:val="center"/>
+        <w:rPr>
+          <w:rFonts w:ascii="Times New Roman" w:hAnsi="Times New Roman" w:cs="Times New Roman"/>
+          <w:color w:val="000000" w:themeColor="text1"/>
+        </w:rPr>
+      </w:pPr>
+      <w:r>
+        <w:rPr>
+          <w:rFonts w:ascii="Times New Roman" w:hAnsi="Times New Roman" w:cs="Times New Roman"/>
+          <w:color w:val="000000" w:themeColor="text1"/>
+        </w:rPr>
+        <w:lastRenderedPageBreak/>
+        <w:drawing>
+          <wp:inline distT="0" distB="0" distL="0" distR="0" wp14:anchorId="7899A89E" wp14:editId="38FB33D0">
+            <wp:extent cx="5760720" cy="8787130"/>
+            <wp:effectExtent l="0" t="0" r="0" b="0"/>
+            <wp:docPr id="535255278" name="Kép 1"/>
+            <wp:cNvGraphicFramePr>
+              <a:graphicFrameLocks xmlns:a="http://schemas.openxmlformats.org/drawingml/2006/main" noChangeAspect="1"/>
+            </wp:cNvGraphicFramePr>
+            <a:graphic xmlns:a="http://schemas.openxmlformats.org/drawingml/2006/main">
+              <a:graphicData uri="http://schemas.openxmlformats.org/drawingml/2006/picture">
+                <pic:pic xmlns:pic="http://schemas.openxmlformats.org/drawingml/2006/picture">
+                  <pic:nvPicPr>
+                    <pic:cNvPr id="535255278" name=""/>
+                    <pic:cNvPicPr/>
+                  </pic:nvPicPr>
+                  <pic:blipFill>
+                    <a:blip r:embed="rId6"/>
+                    <a:stretch>
+                      <a:fillRect/>
+                    </a:stretch>
+                  </pic:blipFill>
+                  <pic:spPr>
+                    <a:xfrm>
+                      <a:off x="0" y="0"/>
+                      <a:ext cx="5760720" cy="8787130"/>
+                    </a:xfrm>
+                    <a:prstGeom prst="rect">
+                      <a:avLst/>
+                    </a:prstGeom>
+                  </pic:spPr>
+                </pic:pic>
+              </a:graphicData>
+            </a:graphic>
+          </wp:inline>
+        </w:drawing>
+      </w:r>
+    </w:p>
+    <w:p>
+      <w:pPr>
+        <w:jc w:val="both"/>
+        <w:rPr>
+          <w:rFonts w:ascii="Times New Roman" w:hAnsi="Times New Roman" w:cs="Times New Roman"/>
+          <w:color w:val="000000" w:themeColor="text1"/>
         </w:rPr>
       </w:pPr>
     </w:p>
